--- a/Master Folder/Master BA Pokja Konsultan/00-Format-Cover.docx
+++ b/Master Folder/Master BA Pokja Konsultan/00-Format-Cover.docx
@@ -1,6 +1,6 @@
 
 <file path=word/document.xml><?xml version="1.0" encoding="utf-8"?>
-<w:document xmlns:wpc="http://schemas.microsoft.com/office/word/2010/wordprocessingCanvas" xmlns:cx="http://schemas.microsoft.com/office/drawing/2014/chartex" xmlns:cx1="http://schemas.microsoft.com/office/drawing/2015/9/8/chartex" xmlns:cx2="http://schemas.microsoft.com/office/drawing/2015/10/21/chartex" xmlns:cx3="http://schemas.microsoft.com/office/drawing/2016/5/9/chartex" xmlns:cx4="http://schemas.microsoft.com/office/drawing/2016/5/10/chartex" xmlns:cx5="http://schemas.microsoft.com/office/drawing/2016/5/11/chartex" xmlns:cx6="http://schemas.microsoft.com/office/drawing/2016/5/12/chartex" xmlns:cx7="http://schemas.microsoft.com/office/drawing/2016/5/13/chartex" xmlns:cx8="http://schemas.microsoft.com/office/drawing/2016/5/14/chartex" xmlns:mc="http://schemas.openxmlformats.org/markup-compatibility/2006" xmlns:aink="http://schemas.microsoft.com/office/drawing/2016/ink" xmlns:am3d="http://schemas.microsoft.com/office/drawing/2017/model3d" xmlns:o="urn:schemas-microsoft-com:office:office" xmlns:oel="http://schemas.microsoft.com/office/2019/extlst" xmlns:r="http://schemas.openxmlformats.org/officeDocument/2006/relationships" xmlns:m="http://schemas.openxmlformats.org/officeDocument/2006/math" xmlns:v="urn:schemas-microsoft-com:vml" xmlns:wp14="http://schemas.microsoft.com/office/word/2010/wordprocessingDrawing" xmlns:wp="http://schemas.openxmlformats.org/drawingml/2006/wordprocessingDrawing" xmlns:w10="urn:schemas-microsoft-com:office:word" xmlns:w="http://schemas.openxmlformats.org/wordprocessingml/2006/main" xmlns:w14="http://schemas.microsoft.com/office/word/2010/wordml" xmlns:w15="http://schemas.microsoft.com/office/word/2012/wordml" xmlns:w16cex="http://schemas.microsoft.com/office/word/2018/wordml/cex" xmlns:w16cid="http://schemas.microsoft.com/office/word/2016/wordml/cid" xmlns:w16="http://schemas.microsoft.com/office/word/2018/wordml" xmlns:w16du="http://schemas.microsoft.com/office/word/2023/wordml/word16du" xmlns:w16sdtdh="http://schemas.microsoft.com/office/word/2020/wordml/sdtdatahash" xmlns:w16se="http://schemas.microsoft.com/office/word/2015/wordml/symex" xmlns:wpg="http://schemas.microsoft.com/office/word/2010/wordprocessingGroup" xmlns:wpi="http://schemas.microsoft.com/office/word/2010/wordprocessingInk" xmlns:wne="http://schemas.microsoft.com/office/word/2006/wordml" xmlns:wps="http://schemas.microsoft.com/office/word/2010/wordprocessingShape" mc:Ignorable="w14 w15 w16se w16cid w16 w16cex w16sdtdh wp14">
+<w:document xmlns:wpc="http://schemas.microsoft.com/office/word/2010/wordprocessingCanvas" xmlns:cx="http://schemas.microsoft.com/office/drawing/2014/chartex" xmlns:cx1="http://schemas.microsoft.com/office/drawing/2015/9/8/chartex" xmlns:cx2="http://schemas.microsoft.com/office/drawing/2015/10/21/chartex" xmlns:cx3="http://schemas.microsoft.com/office/drawing/2016/5/9/chartex" xmlns:cx4="http://schemas.microsoft.com/office/drawing/2016/5/10/chartex" xmlns:cx5="http://schemas.microsoft.com/office/drawing/2016/5/11/chartex" xmlns:cx6="http://schemas.microsoft.com/office/drawing/2016/5/12/chartex" xmlns:cx7="http://schemas.microsoft.com/office/drawing/2016/5/13/chartex" xmlns:cx8="http://schemas.microsoft.com/office/drawing/2016/5/14/chartex" xmlns:mc="http://schemas.openxmlformats.org/markup-compatibility/2006" xmlns:aink="http://schemas.microsoft.com/office/drawing/2016/ink" xmlns:am3d="http://schemas.microsoft.com/office/drawing/2017/model3d" xmlns:o="urn:schemas-microsoft-com:office:office" xmlns:r="http://schemas.openxmlformats.org/officeDocument/2006/relationships" xmlns:m="http://schemas.openxmlformats.org/officeDocument/2006/math" xmlns:v="urn:schemas-microsoft-com:vml" xmlns:wp14="http://schemas.microsoft.com/office/word/2010/wordprocessingDrawing" xmlns:wp="http://schemas.openxmlformats.org/drawingml/2006/wordprocessingDrawing" xmlns:w10="urn:schemas-microsoft-com:office:word" xmlns:w="http://schemas.openxmlformats.org/wordprocessingml/2006/main" xmlns:w14="http://schemas.microsoft.com/office/word/2010/wordml" xmlns:w15="http://schemas.microsoft.com/office/word/2012/wordml" xmlns:w16cex="http://schemas.microsoft.com/office/word/2018/wordml/cex" xmlns:w16cid="http://schemas.microsoft.com/office/word/2016/wordml/cid" xmlns:w16="http://schemas.microsoft.com/office/word/2018/wordml" xmlns:w16sdtdh="http://schemas.microsoft.com/office/word/2020/wordml/sdtdatahash" xmlns:w16se="http://schemas.microsoft.com/office/word/2015/wordml/symex" xmlns:wpg="http://schemas.microsoft.com/office/word/2010/wordprocessingGroup" xmlns:wpi="http://schemas.microsoft.com/office/word/2010/wordprocessingInk" xmlns:wne="http://schemas.microsoft.com/office/word/2006/wordml" xmlns:wps="http://schemas.microsoft.com/office/word/2010/wordprocessingShape" mc:Ignorable="w14 w15 w16se w16cid w16 w16cex w16sdtdh wp14">
   <w:body>
     <w:p>
       <w:pPr>
@@ -126,28 +126,31 @@
           <w:lang w:val="id-ID" w:bidi="ar-SA"/>
         </w:rPr>
       </w:pPr>
-      <w:r>
-        <w:rPr>
-          <w:rFonts w:ascii="Arial" w:hAnsi="Arial" w:cs="Arial"/>
+    </w:p>
+    <w:p>
+      <w:pPr>
+        <w:pStyle w:val="ListParagraph"/>
+        <w:widowControl/>
+        <w:autoSpaceDE/>
+        <w:spacing w:line="360" w:lineRule="auto"/>
+        <w:ind w:left="0"/>
+        <w:jc w:val="center"/>
+        <w:rPr>
+          <w:rFonts w:ascii="Arial" w:eastAsia="Calibri" w:hAnsi="Arial" w:cs="Arial"/>
+          <w:sz w:val="32"/>
+          <w:szCs w:val="32"/>
+          <w:lang w:val="id-ID" w:bidi="ar-SA"/>
+        </w:rPr>
+      </w:pPr>
+      <w:r>
+        <w:rPr>
           <w:noProof/>
-          <w:spacing w:val="10"/>
-          <w:sz w:val="44"/>
-          <w:szCs w:val="36"/>
-          <w:lang w:val="id-ID" w:bidi="ar-SA"/>
         </w:rPr>
         <w:drawing>
-          <wp:anchor distT="0" distB="0" distL="114300" distR="114300" simplePos="0" relativeHeight="251665408" behindDoc="0" locked="0" layoutInCell="1" allowOverlap="1" wp14:anchorId="6F40AD76" wp14:editId="1F4B87FF">
-            <wp:simplePos x="0" y="0"/>
-            <wp:positionH relativeFrom="column">
-              <wp:posOffset>2338070</wp:posOffset>
-            </wp:positionH>
-            <wp:positionV relativeFrom="paragraph">
-              <wp:posOffset>274320</wp:posOffset>
-            </wp:positionV>
-            <wp:extent cx="1028700" cy="1028700"/>
+          <wp:inline distT="0" distB="0" distL="0" distR="0" wp14:anchorId="21C82781" wp14:editId="1561526A">
+            <wp:extent cx="1276350" cy="1276350"/>
             <wp:effectExtent l="0" t="0" r="0" b="0"/>
-            <wp:wrapNone/>
-            <wp:docPr id="4" name="Picture 4" descr="../../../../../../Users/arifin/Down"/>
+            <wp:docPr id="1" name="Picture 1"/>
             <wp:cNvGraphicFramePr>
               <a:graphicFrameLocks xmlns:a="http://schemas.openxmlformats.org/drawingml/2006/main" noChangeAspect="1"/>
             </wp:cNvGraphicFramePr>
@@ -155,13 +158,13 @@
               <a:graphicData uri="http://schemas.openxmlformats.org/drawingml/2006/picture">
                 <pic:pic xmlns:pic="http://schemas.openxmlformats.org/drawingml/2006/picture">
                   <pic:nvPicPr>
-                    <pic:cNvPr id="0" name="Picture 1" descr="../../../../../../Users/arifin/Down"/>
+                    <pic:cNvPr id="0" name="Picture 1"/>
                     <pic:cNvPicPr>
                       <a:picLocks noChangeAspect="1" noChangeArrowheads="1"/>
                     </pic:cNvPicPr>
                   </pic:nvPicPr>
                   <pic:blipFill>
-                    <a:blip r:embed="rId8">
+                    <a:blip r:embed="rId8" cstate="print">
                       <a:extLst>
                         <a:ext uri="{28A0092B-C50C-407E-A947-70E740481C1C}">
                           <a14:useLocalDpi xmlns:a14="http://schemas.microsoft.com/office/drawing/2010/main" val="0"/>
@@ -176,7 +179,7 @@
                   <pic:spPr bwMode="auto">
                     <a:xfrm>
                       <a:off x="0" y="0"/>
-                      <a:ext cx="1028700" cy="1028700"/>
+                      <a:ext cx="1276350" cy="1276350"/>
                     </a:xfrm>
                     <a:prstGeom prst="rect">
                       <a:avLst/>
@@ -189,63 +192,9 @@
                 </pic:pic>
               </a:graphicData>
             </a:graphic>
-            <wp14:sizeRelH relativeFrom="page">
-              <wp14:pctWidth>0</wp14:pctWidth>
-            </wp14:sizeRelH>
-            <wp14:sizeRelV relativeFrom="page">
-              <wp14:pctHeight>0</wp14:pctHeight>
-            </wp14:sizeRelV>
-          </wp:anchor>
+          </wp:inline>
         </w:drawing>
       </w:r>
-    </w:p>
-    <w:p>
-      <w:pPr>
-        <w:pStyle w:val="ListParagraph"/>
-        <w:widowControl/>
-        <w:autoSpaceDE/>
-        <w:spacing w:line="360" w:lineRule="auto"/>
-        <w:ind w:left="0"/>
-        <w:jc w:val="center"/>
-        <w:rPr>
-          <w:rFonts w:ascii="Arial" w:eastAsia="Calibri" w:hAnsi="Arial" w:cs="Arial"/>
-          <w:sz w:val="32"/>
-          <w:szCs w:val="32"/>
-          <w:lang w:val="id-ID" w:bidi="ar-SA"/>
-        </w:rPr>
-      </w:pPr>
-    </w:p>
-    <w:p>
-      <w:pPr>
-        <w:pStyle w:val="ListParagraph"/>
-        <w:widowControl/>
-        <w:autoSpaceDE/>
-        <w:spacing w:line="360" w:lineRule="auto"/>
-        <w:ind w:left="0"/>
-        <w:jc w:val="center"/>
-        <w:rPr>
-          <w:rFonts w:ascii="Arial" w:eastAsia="Calibri" w:hAnsi="Arial" w:cs="Arial"/>
-          <w:sz w:val="32"/>
-          <w:szCs w:val="32"/>
-          <w:lang w:val="id-ID" w:bidi="ar-SA"/>
-        </w:rPr>
-      </w:pPr>
-    </w:p>
-    <w:p>
-      <w:pPr>
-        <w:pStyle w:val="ListParagraph"/>
-        <w:widowControl/>
-        <w:autoSpaceDE/>
-        <w:spacing w:line="360" w:lineRule="auto"/>
-        <w:ind w:left="0"/>
-        <w:jc w:val="center"/>
-        <w:rPr>
-          <w:rFonts w:ascii="Arial" w:eastAsia="Calibri" w:hAnsi="Arial" w:cs="Arial"/>
-          <w:sz w:val="32"/>
-          <w:szCs w:val="32"/>
-          <w:lang w:val="id-ID" w:bidi="ar-SA"/>
-        </w:rPr>
-      </w:pPr>
     </w:p>
     <w:p>
       <w:pPr>
@@ -511,19 +460,7 @@
           <w:szCs w:val="24"/>
           <w:lang w:val="id-ID"/>
         </w:rPr>
-        <w:t>{</w:t>
-      </w:r>
-      <w:r>
-        <w:rPr>
-          <w:rFonts w:ascii="Arial" w:hAnsi="Arial" w:cs="Arial"/>
-          <w:b/>
-          <w:bCs/>
-          <w:color w:val="000000" w:themeColor="text1"/>
-          <w:sz w:val="24"/>
-          <w:szCs w:val="24"/>
-          <w:lang w:val="id-ID"/>
-        </w:rPr>
-        <w:t>nama_paket}</w:t>
+        <w:t>{nama_paket}</w:t>
       </w:r>
     </w:p>
     <w:p>
@@ -812,7 +749,7 @@
           <w:rFonts w:eastAsia="Calibri"/>
           <w:sz w:val="28"/>
           <w:szCs w:val="28"/>
-          <w:lang w:val="id-ID" w:bidi="ar-SA"/>
+          <w:lang w:bidi="ar-SA"/>
         </w:rPr>
       </w:pPr>
     </w:p>
@@ -828,30 +765,34 @@
           <w:rFonts w:eastAsia="Calibri"/>
           <w:sz w:val="28"/>
           <w:szCs w:val="28"/>
+          <w:lang w:bidi="ar-SA"/>
+        </w:rPr>
+      </w:pPr>
+    </w:p>
+    <w:p>
+      <w:pPr>
+        <w:pStyle w:val="ListParagraph"/>
+        <w:widowControl/>
+        <w:autoSpaceDE/>
+        <w:spacing w:line="360" w:lineRule="auto"/>
+        <w:ind w:left="0"/>
+        <w:jc w:val="center"/>
+        <w:rPr>
+          <w:rFonts w:eastAsia="Calibri"/>
+          <w:sz w:val="32"/>
+          <w:szCs w:val="32"/>
           <w:lang w:val="id-ID" w:bidi="ar-SA"/>
         </w:rPr>
       </w:pPr>
       <w:r>
         <w:rPr>
           <w:noProof/>
-          <w:spacing w:val="10"/>
-          <w:sz w:val="44"/>
-          <w:szCs w:val="36"/>
-          <w:lang w:val="id-ID" w:bidi="ar-SA"/>
         </w:rPr>
         <w:drawing>
-          <wp:anchor distT="0" distB="0" distL="114300" distR="114300" simplePos="0" relativeHeight="251667456" behindDoc="0" locked="0" layoutInCell="1" allowOverlap="1" wp14:anchorId="27174593" wp14:editId="42D4EB33">
-            <wp:simplePos x="0" y="0"/>
-            <wp:positionH relativeFrom="column">
-              <wp:posOffset>2338070</wp:posOffset>
-            </wp:positionH>
-            <wp:positionV relativeFrom="paragraph">
-              <wp:posOffset>274320</wp:posOffset>
-            </wp:positionV>
-            <wp:extent cx="1028700" cy="1028700"/>
+          <wp:inline distT="0" distB="0" distL="0" distR="0" wp14:anchorId="04AF121E" wp14:editId="4B56AA17">
+            <wp:extent cx="1276350" cy="1276350"/>
             <wp:effectExtent l="0" t="0" r="0" b="0"/>
-            <wp:wrapNone/>
-            <wp:docPr id="5" name="Picture 5" descr="../../../../../../Users/arifin/Down"/>
+            <wp:docPr id="2" name="Picture 2"/>
             <wp:cNvGraphicFramePr>
               <a:graphicFrameLocks xmlns:a="http://schemas.openxmlformats.org/drawingml/2006/main" noChangeAspect="1"/>
             </wp:cNvGraphicFramePr>
@@ -859,13 +800,13 @@
               <a:graphicData uri="http://schemas.openxmlformats.org/drawingml/2006/picture">
                 <pic:pic xmlns:pic="http://schemas.openxmlformats.org/drawingml/2006/picture">
                   <pic:nvPicPr>
-                    <pic:cNvPr id="0" name="Picture 1" descr="../../../../../../Users/arifin/Down"/>
+                    <pic:cNvPr id="0" name="Picture 1"/>
                     <pic:cNvPicPr>
                       <a:picLocks noChangeAspect="1" noChangeArrowheads="1"/>
                     </pic:cNvPicPr>
                   </pic:nvPicPr>
                   <pic:blipFill>
-                    <a:blip r:embed="rId8">
+                    <a:blip r:embed="rId8" cstate="print">
                       <a:extLst>
                         <a:ext uri="{28A0092B-C50C-407E-A947-70E740481C1C}">
                           <a14:useLocalDpi xmlns:a14="http://schemas.microsoft.com/office/drawing/2010/main" val="0"/>
@@ -880,7 +821,7 @@
                   <pic:spPr bwMode="auto">
                     <a:xfrm>
                       <a:off x="0" y="0"/>
-                      <a:ext cx="1028700" cy="1028700"/>
+                      <a:ext cx="1276350" cy="1276350"/>
                     </a:xfrm>
                     <a:prstGeom prst="rect">
                       <a:avLst/>
@@ -893,63 +834,9 @@
                 </pic:pic>
               </a:graphicData>
             </a:graphic>
-            <wp14:sizeRelH relativeFrom="page">
-              <wp14:pctWidth>0</wp14:pctWidth>
-            </wp14:sizeRelH>
-            <wp14:sizeRelV relativeFrom="page">
-              <wp14:pctHeight>0</wp14:pctHeight>
-            </wp14:sizeRelV>
-          </wp:anchor>
+          </wp:inline>
         </w:drawing>
       </w:r>
-    </w:p>
-    <w:p>
-      <w:pPr>
-        <w:pStyle w:val="ListParagraph"/>
-        <w:widowControl/>
-        <w:autoSpaceDE/>
-        <w:spacing w:line="360" w:lineRule="auto"/>
-        <w:ind w:left="0"/>
-        <w:jc w:val="center"/>
-        <w:rPr>
-          <w:rFonts w:eastAsia="Calibri"/>
-          <w:sz w:val="32"/>
-          <w:szCs w:val="32"/>
-          <w:lang w:val="id-ID" w:bidi="ar-SA"/>
-        </w:rPr>
-      </w:pPr>
-    </w:p>
-    <w:p>
-      <w:pPr>
-        <w:pStyle w:val="ListParagraph"/>
-        <w:widowControl/>
-        <w:autoSpaceDE/>
-        <w:spacing w:line="360" w:lineRule="auto"/>
-        <w:ind w:left="0"/>
-        <w:jc w:val="center"/>
-        <w:rPr>
-          <w:rFonts w:eastAsia="Calibri"/>
-          <w:sz w:val="32"/>
-          <w:szCs w:val="32"/>
-          <w:lang w:val="id-ID" w:bidi="ar-SA"/>
-        </w:rPr>
-      </w:pPr>
-    </w:p>
-    <w:p>
-      <w:pPr>
-        <w:pStyle w:val="ListParagraph"/>
-        <w:widowControl/>
-        <w:autoSpaceDE/>
-        <w:spacing w:line="360" w:lineRule="auto"/>
-        <w:ind w:left="0"/>
-        <w:jc w:val="center"/>
-        <w:rPr>
-          <w:rFonts w:eastAsia="Calibri"/>
-          <w:sz w:val="32"/>
-          <w:szCs w:val="32"/>
-          <w:lang w:val="id-ID" w:bidi="ar-SA"/>
-        </w:rPr>
-      </w:pPr>
     </w:p>
     <w:p>
       <w:pPr>
@@ -1492,7 +1379,7 @@
 </file>
 
 <file path=word/endnotes.xml><?xml version="1.0" encoding="utf-8"?>
-<w:endnotes xmlns:wpc="http://schemas.microsoft.com/office/word/2010/wordprocessingCanvas" xmlns:cx="http://schemas.microsoft.com/office/drawing/2014/chartex" xmlns:cx1="http://schemas.microsoft.com/office/drawing/2015/9/8/chartex" xmlns:cx2="http://schemas.microsoft.com/office/drawing/2015/10/21/chartex" xmlns:cx3="http://schemas.microsoft.com/office/drawing/2016/5/9/chartex" xmlns:cx4="http://schemas.microsoft.com/office/drawing/2016/5/10/chartex" xmlns:cx5="http://schemas.microsoft.com/office/drawing/2016/5/11/chartex" xmlns:cx6="http://schemas.microsoft.com/office/drawing/2016/5/12/chartex" xmlns:cx7="http://schemas.microsoft.com/office/drawing/2016/5/13/chartex" xmlns:cx8="http://schemas.microsoft.com/office/drawing/2016/5/14/chartex" xmlns:mc="http://schemas.openxmlformats.org/markup-compatibility/2006" xmlns:aink="http://schemas.microsoft.com/office/drawing/2016/ink" xmlns:am3d="http://schemas.microsoft.com/office/drawing/2017/model3d" xmlns:o="urn:schemas-microsoft-com:office:office" xmlns:oel="http://schemas.microsoft.com/office/2019/extlst" xmlns:r="http://schemas.openxmlformats.org/officeDocument/2006/relationships" xmlns:m="http://schemas.openxmlformats.org/officeDocument/2006/math" xmlns:v="urn:schemas-microsoft-com:vml" xmlns:wp14="http://schemas.microsoft.com/office/word/2010/wordprocessingDrawing" xmlns:wp="http://schemas.openxmlformats.org/drawingml/2006/wordprocessingDrawing" xmlns:w10="urn:schemas-microsoft-com:office:word" xmlns:w="http://schemas.openxmlformats.org/wordprocessingml/2006/main" xmlns:w14="http://schemas.microsoft.com/office/word/2010/wordml" xmlns:w15="http://schemas.microsoft.com/office/word/2012/wordml" xmlns:w16cex="http://schemas.microsoft.com/office/word/2018/wordml/cex" xmlns:w16cid="http://schemas.microsoft.com/office/word/2016/wordml/cid" xmlns:w16="http://schemas.microsoft.com/office/word/2018/wordml" xmlns:w16du="http://schemas.microsoft.com/office/word/2023/wordml/word16du" xmlns:w16sdtdh="http://schemas.microsoft.com/office/word/2020/wordml/sdtdatahash" xmlns:w16se="http://schemas.microsoft.com/office/word/2015/wordml/symex" xmlns:wpg="http://schemas.microsoft.com/office/word/2010/wordprocessingGroup" xmlns:wpi="http://schemas.microsoft.com/office/word/2010/wordprocessingInk" xmlns:wne="http://schemas.microsoft.com/office/word/2006/wordml" xmlns:wps="http://schemas.microsoft.com/office/word/2010/wordprocessingShape" mc:Ignorable="w14 w15 w16se w16cid w16 w16cex w16sdtdh wp14">
+<w:endnotes xmlns:wpc="http://schemas.microsoft.com/office/word/2010/wordprocessingCanvas" xmlns:cx="http://schemas.microsoft.com/office/drawing/2014/chartex" xmlns:cx1="http://schemas.microsoft.com/office/drawing/2015/9/8/chartex" xmlns:cx2="http://schemas.microsoft.com/office/drawing/2015/10/21/chartex" xmlns:cx3="http://schemas.microsoft.com/office/drawing/2016/5/9/chartex" xmlns:cx4="http://schemas.microsoft.com/office/drawing/2016/5/10/chartex" xmlns:cx5="http://schemas.microsoft.com/office/drawing/2016/5/11/chartex" xmlns:cx6="http://schemas.microsoft.com/office/drawing/2016/5/12/chartex" xmlns:cx7="http://schemas.microsoft.com/office/drawing/2016/5/13/chartex" xmlns:cx8="http://schemas.microsoft.com/office/drawing/2016/5/14/chartex" xmlns:mc="http://schemas.openxmlformats.org/markup-compatibility/2006" xmlns:aink="http://schemas.microsoft.com/office/drawing/2016/ink" xmlns:am3d="http://schemas.microsoft.com/office/drawing/2017/model3d" xmlns:o="urn:schemas-microsoft-com:office:office" xmlns:r="http://schemas.openxmlformats.org/officeDocument/2006/relationships" xmlns:m="http://schemas.openxmlformats.org/officeDocument/2006/math" xmlns:v="urn:schemas-microsoft-com:vml" xmlns:wp14="http://schemas.microsoft.com/office/word/2010/wordprocessingDrawing" xmlns:wp="http://schemas.openxmlformats.org/drawingml/2006/wordprocessingDrawing" xmlns:w10="urn:schemas-microsoft-com:office:word" xmlns:w="http://schemas.openxmlformats.org/wordprocessingml/2006/main" xmlns:w14="http://schemas.microsoft.com/office/word/2010/wordml" xmlns:w15="http://schemas.microsoft.com/office/word/2012/wordml" xmlns:w16cex="http://schemas.microsoft.com/office/word/2018/wordml/cex" xmlns:w16cid="http://schemas.microsoft.com/office/word/2016/wordml/cid" xmlns:w16="http://schemas.microsoft.com/office/word/2018/wordml" xmlns:w16sdtdh="http://schemas.microsoft.com/office/word/2020/wordml/sdtdatahash" xmlns:w16se="http://schemas.microsoft.com/office/word/2015/wordml/symex" xmlns:wpg="http://schemas.microsoft.com/office/word/2010/wordprocessingGroup" xmlns:wpi="http://schemas.microsoft.com/office/word/2010/wordprocessingInk" xmlns:wne="http://schemas.microsoft.com/office/word/2006/wordml" xmlns:wps="http://schemas.microsoft.com/office/word/2010/wordprocessingShape" mc:Ignorable="w14 w15 w16se w16cid w16 w16cex w16sdtdh wp14">
   <w:endnote w:type="separator" w:id="-1">
     <w:p>
       <w:r>
@@ -1511,7 +1398,7 @@
 </file>
 
 <file path=word/footnotes.xml><?xml version="1.0" encoding="utf-8"?>
-<w:footnotes xmlns:wpc="http://schemas.microsoft.com/office/word/2010/wordprocessingCanvas" xmlns:cx="http://schemas.microsoft.com/office/drawing/2014/chartex" xmlns:cx1="http://schemas.microsoft.com/office/drawing/2015/9/8/chartex" xmlns:cx2="http://schemas.microsoft.com/office/drawing/2015/10/21/chartex" xmlns:cx3="http://schemas.microsoft.com/office/drawing/2016/5/9/chartex" xmlns:cx4="http://schemas.microsoft.com/office/drawing/2016/5/10/chartex" xmlns:cx5="http://schemas.microsoft.com/office/drawing/2016/5/11/chartex" xmlns:cx6="http://schemas.microsoft.com/office/drawing/2016/5/12/chartex" xmlns:cx7="http://schemas.microsoft.com/office/drawing/2016/5/13/chartex" xmlns:cx8="http://schemas.microsoft.com/office/drawing/2016/5/14/chartex" xmlns:mc="http://schemas.openxmlformats.org/markup-compatibility/2006" xmlns:aink="http://schemas.microsoft.com/office/drawing/2016/ink" xmlns:am3d="http://schemas.microsoft.com/office/drawing/2017/model3d" xmlns:o="urn:schemas-microsoft-com:office:office" xmlns:oel="http://schemas.microsoft.com/office/2019/extlst" xmlns:r="http://schemas.openxmlformats.org/officeDocument/2006/relationships" xmlns:m="http://schemas.openxmlformats.org/officeDocument/2006/math" xmlns:v="urn:schemas-microsoft-com:vml" xmlns:wp14="http://schemas.microsoft.com/office/word/2010/wordprocessingDrawing" xmlns:wp="http://schemas.openxmlformats.org/drawingml/2006/wordprocessingDrawing" xmlns:w10="urn:schemas-microsoft-com:office:word" xmlns:w="http://schemas.openxmlformats.org/wordprocessingml/2006/main" xmlns:w14="http://schemas.microsoft.com/office/word/2010/wordml" xmlns:w15="http://schemas.microsoft.com/office/word/2012/wordml" xmlns:w16cex="http://schemas.microsoft.com/office/word/2018/wordml/cex" xmlns:w16cid="http://schemas.microsoft.com/office/word/2016/wordml/cid" xmlns:w16="http://schemas.microsoft.com/office/word/2018/wordml" xmlns:w16du="http://schemas.microsoft.com/office/word/2023/wordml/word16du" xmlns:w16sdtdh="http://schemas.microsoft.com/office/word/2020/wordml/sdtdatahash" xmlns:w16se="http://schemas.microsoft.com/office/word/2015/wordml/symex" xmlns:wpg="http://schemas.microsoft.com/office/word/2010/wordprocessingGroup" xmlns:wpi="http://schemas.microsoft.com/office/word/2010/wordprocessingInk" xmlns:wne="http://schemas.microsoft.com/office/word/2006/wordml" xmlns:wps="http://schemas.microsoft.com/office/word/2010/wordprocessingShape" mc:Ignorable="w14 w15 w16se w16cid w16 w16cex w16sdtdh wp14">
+<w:footnotes xmlns:wpc="http://schemas.microsoft.com/office/word/2010/wordprocessingCanvas" xmlns:cx="http://schemas.microsoft.com/office/drawing/2014/chartex" xmlns:cx1="http://schemas.microsoft.com/office/drawing/2015/9/8/chartex" xmlns:cx2="http://schemas.microsoft.com/office/drawing/2015/10/21/chartex" xmlns:cx3="http://schemas.microsoft.com/office/drawing/2016/5/9/chartex" xmlns:cx4="http://schemas.microsoft.com/office/drawing/2016/5/10/chartex" xmlns:cx5="http://schemas.microsoft.com/office/drawing/2016/5/11/chartex" xmlns:cx6="http://schemas.microsoft.com/office/drawing/2016/5/12/chartex" xmlns:cx7="http://schemas.microsoft.com/office/drawing/2016/5/13/chartex" xmlns:cx8="http://schemas.microsoft.com/office/drawing/2016/5/14/chartex" xmlns:mc="http://schemas.openxmlformats.org/markup-compatibility/2006" xmlns:aink="http://schemas.microsoft.com/office/drawing/2016/ink" xmlns:am3d="http://schemas.microsoft.com/office/drawing/2017/model3d" xmlns:o="urn:schemas-microsoft-com:office:office" xmlns:r="http://schemas.openxmlformats.org/officeDocument/2006/relationships" xmlns:m="http://schemas.openxmlformats.org/officeDocument/2006/math" xmlns:v="urn:schemas-microsoft-com:vml" xmlns:wp14="http://schemas.microsoft.com/office/word/2010/wordprocessingDrawing" xmlns:wp="http://schemas.openxmlformats.org/drawingml/2006/wordprocessingDrawing" xmlns:w10="urn:schemas-microsoft-com:office:word" xmlns:w="http://schemas.openxmlformats.org/wordprocessingml/2006/main" xmlns:w14="http://schemas.microsoft.com/office/word/2010/wordml" xmlns:w15="http://schemas.microsoft.com/office/word/2012/wordml" xmlns:w16cex="http://schemas.microsoft.com/office/word/2018/wordml/cex" xmlns:w16cid="http://schemas.microsoft.com/office/word/2016/wordml/cid" xmlns:w16="http://schemas.microsoft.com/office/word/2018/wordml" xmlns:w16sdtdh="http://schemas.microsoft.com/office/word/2020/wordml/sdtdatahash" xmlns:w16se="http://schemas.microsoft.com/office/word/2015/wordml/symex" xmlns:wpg="http://schemas.microsoft.com/office/word/2010/wordprocessingGroup" xmlns:wpi="http://schemas.microsoft.com/office/word/2010/wordprocessingInk" xmlns:wne="http://schemas.microsoft.com/office/word/2006/wordml" xmlns:wps="http://schemas.microsoft.com/office/word/2010/wordprocessingShape" mc:Ignorable="w14 w15 w16se w16cid w16 w16cex w16sdtdh wp14">
   <w:footnote w:type="separator" w:id="-1">
     <w:p>
       <w:r>
@@ -1530,7 +1417,7 @@
 </file>
 
 <file path=word/numbering.xml><?xml version="1.0" encoding="utf-8"?>
-<w:numbering xmlns:wpc="http://schemas.microsoft.com/office/word/2010/wordprocessingCanvas" xmlns:cx="http://schemas.microsoft.com/office/drawing/2014/chartex" xmlns:cx1="http://schemas.microsoft.com/office/drawing/2015/9/8/chartex" xmlns:cx2="http://schemas.microsoft.com/office/drawing/2015/10/21/chartex" xmlns:cx3="http://schemas.microsoft.com/office/drawing/2016/5/9/chartex" xmlns:cx4="http://schemas.microsoft.com/office/drawing/2016/5/10/chartex" xmlns:cx5="http://schemas.microsoft.com/office/drawing/2016/5/11/chartex" xmlns:cx6="http://schemas.microsoft.com/office/drawing/2016/5/12/chartex" xmlns:cx7="http://schemas.microsoft.com/office/drawing/2016/5/13/chartex" xmlns:cx8="http://schemas.microsoft.com/office/drawing/2016/5/14/chartex" xmlns:mc="http://schemas.openxmlformats.org/markup-compatibility/2006" xmlns:aink="http://schemas.microsoft.com/office/drawing/2016/ink" xmlns:am3d="http://schemas.microsoft.com/office/drawing/2017/model3d" xmlns:o="urn:schemas-microsoft-com:office:office" xmlns:oel="http://schemas.microsoft.com/office/2019/extlst" xmlns:r="http://schemas.openxmlformats.org/officeDocument/2006/relationships" xmlns:m="http://schemas.openxmlformats.org/officeDocument/2006/math" xmlns:v="urn:schemas-microsoft-com:vml" xmlns:wp14="http://schemas.microsoft.com/office/word/2010/wordprocessingDrawing" xmlns:wp="http://schemas.openxmlformats.org/drawingml/2006/wordprocessingDrawing" xmlns:w10="urn:schemas-microsoft-com:office:word" xmlns:w="http://schemas.openxmlformats.org/wordprocessingml/2006/main" xmlns:w14="http://schemas.microsoft.com/office/word/2010/wordml" xmlns:w15="http://schemas.microsoft.com/office/word/2012/wordml" xmlns:w16cex="http://schemas.microsoft.com/office/word/2018/wordml/cex" xmlns:w16cid="http://schemas.microsoft.com/office/word/2016/wordml/cid" xmlns:w16="http://schemas.microsoft.com/office/word/2018/wordml" xmlns:w16du="http://schemas.microsoft.com/office/word/2023/wordml/word16du" xmlns:w16sdtdh="http://schemas.microsoft.com/office/word/2020/wordml/sdtdatahash" xmlns:w16se="http://schemas.microsoft.com/office/word/2015/wordml/symex" xmlns:wpg="http://schemas.microsoft.com/office/word/2010/wordprocessingGroup" xmlns:wpi="http://schemas.microsoft.com/office/word/2010/wordprocessingInk" xmlns:wne="http://schemas.microsoft.com/office/word/2006/wordml" xmlns:wps="http://schemas.microsoft.com/office/word/2010/wordprocessingShape" mc:Ignorable="w14 w15 w16se w16cid w16 w16cex w16sdtdh wp14">
+<w:numbering xmlns:wpc="http://schemas.microsoft.com/office/word/2010/wordprocessingCanvas" xmlns:cx="http://schemas.microsoft.com/office/drawing/2014/chartex" xmlns:cx1="http://schemas.microsoft.com/office/drawing/2015/9/8/chartex" xmlns:cx2="http://schemas.microsoft.com/office/drawing/2015/10/21/chartex" xmlns:cx3="http://schemas.microsoft.com/office/drawing/2016/5/9/chartex" xmlns:cx4="http://schemas.microsoft.com/office/drawing/2016/5/10/chartex" xmlns:cx5="http://schemas.microsoft.com/office/drawing/2016/5/11/chartex" xmlns:cx6="http://schemas.microsoft.com/office/drawing/2016/5/12/chartex" xmlns:cx7="http://schemas.microsoft.com/office/drawing/2016/5/13/chartex" xmlns:cx8="http://schemas.microsoft.com/office/drawing/2016/5/14/chartex" xmlns:mc="http://schemas.openxmlformats.org/markup-compatibility/2006" xmlns:aink="http://schemas.microsoft.com/office/drawing/2016/ink" xmlns:am3d="http://schemas.microsoft.com/office/drawing/2017/model3d" xmlns:o="urn:schemas-microsoft-com:office:office" xmlns:r="http://schemas.openxmlformats.org/officeDocument/2006/relationships" xmlns:m="http://schemas.openxmlformats.org/officeDocument/2006/math" xmlns:v="urn:schemas-microsoft-com:vml" xmlns:wp14="http://schemas.microsoft.com/office/word/2010/wordprocessingDrawing" xmlns:wp="http://schemas.openxmlformats.org/drawingml/2006/wordprocessingDrawing" xmlns:w10="urn:schemas-microsoft-com:office:word" xmlns:w="http://schemas.openxmlformats.org/wordprocessingml/2006/main" xmlns:w14="http://schemas.microsoft.com/office/word/2010/wordml" xmlns:w15="http://schemas.microsoft.com/office/word/2012/wordml" xmlns:w16cex="http://schemas.microsoft.com/office/word/2018/wordml/cex" xmlns:w16cid="http://schemas.microsoft.com/office/word/2016/wordml/cid" xmlns:w16="http://schemas.microsoft.com/office/word/2018/wordml" xmlns:w16sdtdh="http://schemas.microsoft.com/office/word/2020/wordml/sdtdatahash" xmlns:w16se="http://schemas.microsoft.com/office/word/2015/wordml/symex" xmlns:wpg="http://schemas.microsoft.com/office/word/2010/wordprocessingGroup" xmlns:wpi="http://schemas.microsoft.com/office/word/2010/wordprocessingInk" xmlns:wne="http://schemas.microsoft.com/office/word/2006/wordml" xmlns:wps="http://schemas.microsoft.com/office/word/2010/wordprocessingShape" mc:Ignorable="w14 w15 w16se w16cid w16 w16cex w16sdtdh wp14">
   <w:abstractNum w:abstractNumId="0" w15:restartNumberingAfterBreak="0">
     <w:nsid w:val="01025F09"/>
     <w:multiLevelType w:val="hybridMultilevel"/>
@@ -2053,13 +1940,13 @@
       </w:pPr>
     </w:lvl>
   </w:abstractNum>
-  <w:num w:numId="1" w16cid:durableId="1340814233">
+  <w:num w:numId="1">
     <w:abstractNumId w:val="4"/>
   </w:num>
-  <w:num w:numId="2" w16cid:durableId="233322771">
+  <w:num w:numId="2">
     <w:abstractNumId w:val="0"/>
   </w:num>
-  <w:num w:numId="3" w16cid:durableId="599262971">
+  <w:num w:numId="3">
     <w:abstractNumId w:val="1"/>
     <w:lvlOverride w:ilvl="0">
       <w:startOverride w:val="1"/>
@@ -2089,7 +1976,7 @@
       <w:startOverride w:val="1"/>
     </w:lvlOverride>
   </w:num>
-  <w:num w:numId="4" w16cid:durableId="776634191">
+  <w:num w:numId="4">
     <w:abstractNumId w:val="2"/>
     <w:lvlOverride w:ilvl="0">
       <w:startOverride w:val="1"/>
@@ -2119,7 +2006,7 @@
       <w:startOverride w:val="1"/>
     </w:lvlOverride>
   </w:num>
-  <w:num w:numId="5" w16cid:durableId="2063753297">
+  <w:num w:numId="5">
     <w:abstractNumId w:val="3"/>
     <w:lvlOverride w:ilvl="0">
       <w:startOverride w:val="1"/>
@@ -2149,13 +2036,13 @@
       <w:startOverride w:val="1"/>
     </w:lvlOverride>
   </w:num>
-  <w:num w:numId="6" w16cid:durableId="367995952">
+  <w:num w:numId="6">
     <w:abstractNumId w:val="1"/>
   </w:num>
-  <w:num w:numId="7" w16cid:durableId="1960912454">
+  <w:num w:numId="7">
     <w:abstractNumId w:val="2"/>
   </w:num>
-  <w:num w:numId="8" w16cid:durableId="1293905206">
+  <w:num w:numId="8">
     <w:abstractNumId w:val="5"/>
   </w:num>
 </w:numbering>
